--- a/docs/security/security_policies.docx
+++ b/docs/security/security_policies.docx
@@ -82,7 +82,6 @@
               <w:kern w:val="2"/>
               <w:sz w:val="24"/>
               <w:szCs w:val="24"/>
-              <w:lang/>
             </w:rPr>
           </w:pPr>
           <w:r>
@@ -109,7 +108,6 @@
                 <w:kern w:val="2"/>
                 <w:sz w:val="24"/>
                 <w:szCs w:val="24"/>
-                <w:lang/>
               </w:rPr>
               <w:tab/>
             </w:r>
@@ -183,7 +181,6 @@
               <w:kern w:val="2"/>
               <w:sz w:val="24"/>
               <w:szCs w:val="24"/>
-              <w:lang/>
             </w:rPr>
           </w:pPr>
           <w:hyperlink w:anchor="_Toc176680901" w:history="1">
@@ -201,7 +198,6 @@
                 <w:kern w:val="2"/>
                 <w:sz w:val="24"/>
                 <w:szCs w:val="24"/>
-                <w:lang/>
               </w:rPr>
               <w:tab/>
             </w:r>
@@ -275,7 +271,6 @@
               <w:kern w:val="2"/>
               <w:sz w:val="24"/>
               <w:szCs w:val="24"/>
-              <w:lang/>
             </w:rPr>
           </w:pPr>
           <w:hyperlink w:anchor="_Toc176680902" w:history="1">
@@ -293,7 +288,6 @@
                 <w:kern w:val="2"/>
                 <w:sz w:val="24"/>
                 <w:szCs w:val="24"/>
-                <w:lang/>
               </w:rPr>
               <w:tab/>
             </w:r>
@@ -367,7 +361,6 @@
               <w:kern w:val="2"/>
               <w:sz w:val="24"/>
               <w:szCs w:val="24"/>
-              <w:lang/>
             </w:rPr>
           </w:pPr>
           <w:hyperlink w:anchor="_Toc176680903" w:history="1">
@@ -385,7 +378,6 @@
                 <w:kern w:val="2"/>
                 <w:sz w:val="24"/>
                 <w:szCs w:val="24"/>
-                <w:lang/>
               </w:rPr>
               <w:tab/>
             </w:r>
@@ -459,7 +451,6 @@
               <w:kern w:val="2"/>
               <w:sz w:val="24"/>
               <w:szCs w:val="24"/>
-              <w:lang/>
             </w:rPr>
           </w:pPr>
           <w:hyperlink w:anchor="_Toc176680904" w:history="1">
@@ -477,7 +468,6 @@
                 <w:kern w:val="2"/>
                 <w:sz w:val="24"/>
                 <w:szCs w:val="24"/>
-                <w:lang/>
               </w:rPr>
               <w:tab/>
             </w:r>
@@ -551,7 +541,6 @@
               <w:kern w:val="2"/>
               <w:sz w:val="24"/>
               <w:szCs w:val="24"/>
-              <w:lang/>
             </w:rPr>
           </w:pPr>
           <w:hyperlink w:anchor="_Toc176680905" w:history="1">
@@ -569,7 +558,6 @@
                 <w:kern w:val="2"/>
                 <w:sz w:val="24"/>
                 <w:szCs w:val="24"/>
-                <w:lang/>
               </w:rPr>
               <w:tab/>
             </w:r>
@@ -643,7 +631,6 @@
               <w:kern w:val="2"/>
               <w:sz w:val="24"/>
               <w:szCs w:val="24"/>
-              <w:lang/>
             </w:rPr>
           </w:pPr>
           <w:hyperlink w:anchor="_Toc176680906" w:history="1">
@@ -661,7 +648,6 @@
                 <w:kern w:val="2"/>
                 <w:sz w:val="24"/>
                 <w:szCs w:val="24"/>
-                <w:lang/>
               </w:rPr>
               <w:tab/>
             </w:r>
@@ -735,7 +721,6 @@
               <w:kern w:val="2"/>
               <w:sz w:val="24"/>
               <w:szCs w:val="24"/>
-              <w:lang/>
             </w:rPr>
           </w:pPr>
           <w:hyperlink w:anchor="_Toc176680907" w:history="1">
@@ -753,7 +738,6 @@
                 <w:kern w:val="2"/>
                 <w:sz w:val="24"/>
                 <w:szCs w:val="24"/>
-                <w:lang/>
               </w:rPr>
               <w:tab/>
             </w:r>
@@ -827,7 +811,6 @@
               <w:kern w:val="2"/>
               <w:sz w:val="24"/>
               <w:szCs w:val="24"/>
-              <w:lang/>
             </w:rPr>
           </w:pPr>
           <w:hyperlink w:anchor="_Toc176680908" w:history="1">
@@ -845,7 +828,6 @@
                 <w:kern w:val="2"/>
                 <w:sz w:val="24"/>
                 <w:szCs w:val="24"/>
-                <w:lang/>
               </w:rPr>
               <w:tab/>
             </w:r>
@@ -919,7 +901,6 @@
               <w:kern w:val="2"/>
               <w:sz w:val="24"/>
               <w:szCs w:val="24"/>
-              <w:lang/>
             </w:rPr>
           </w:pPr>
           <w:hyperlink w:anchor="_Toc176680909" w:history="1">
@@ -937,7 +918,6 @@
                 <w:kern w:val="2"/>
                 <w:sz w:val="24"/>
                 <w:szCs w:val="24"/>
-                <w:lang/>
               </w:rPr>
               <w:tab/>
             </w:r>
@@ -1011,7 +991,6 @@
               <w:kern w:val="2"/>
               <w:sz w:val="24"/>
               <w:szCs w:val="24"/>
-              <w:lang/>
             </w:rPr>
           </w:pPr>
           <w:hyperlink w:anchor="_Toc176680910" w:history="1">
@@ -1029,7 +1008,6 @@
                 <w:kern w:val="2"/>
                 <w:sz w:val="24"/>
                 <w:szCs w:val="24"/>
-                <w:lang/>
               </w:rPr>
               <w:tab/>
             </w:r>
@@ -1103,7 +1081,6 @@
               <w:kern w:val="2"/>
               <w:sz w:val="24"/>
               <w:szCs w:val="24"/>
-              <w:lang/>
             </w:rPr>
           </w:pPr>
           <w:hyperlink w:anchor="_Toc176680911" w:history="1">
@@ -1121,7 +1098,6 @@
                 <w:kern w:val="2"/>
                 <w:sz w:val="24"/>
                 <w:szCs w:val="24"/>
-                <w:lang/>
               </w:rPr>
               <w:tab/>
             </w:r>
@@ -1195,7 +1171,6 @@
               <w:kern w:val="2"/>
               <w:sz w:val="24"/>
               <w:szCs w:val="24"/>
-              <w:lang/>
             </w:rPr>
           </w:pPr>
           <w:hyperlink w:anchor="_Toc176680912" w:history="1">
@@ -1213,7 +1188,6 @@
                 <w:kern w:val="2"/>
                 <w:sz w:val="24"/>
                 <w:szCs w:val="24"/>
-                <w:lang/>
               </w:rPr>
               <w:tab/>
             </w:r>
@@ -1287,7 +1261,6 @@
               <w:kern w:val="2"/>
               <w:sz w:val="24"/>
               <w:szCs w:val="24"/>
-              <w:lang/>
             </w:rPr>
           </w:pPr>
           <w:hyperlink w:anchor="_Toc176680913" w:history="1">
@@ -1305,7 +1278,6 @@
                 <w:kern w:val="2"/>
                 <w:sz w:val="24"/>
                 <w:szCs w:val="24"/>
-                <w:lang/>
               </w:rPr>
               <w:tab/>
             </w:r>
@@ -1379,7 +1351,6 @@
               <w:kern w:val="2"/>
               <w:sz w:val="24"/>
               <w:szCs w:val="24"/>
-              <w:lang/>
             </w:rPr>
           </w:pPr>
           <w:hyperlink w:anchor="_Toc176680914" w:history="1">
@@ -1397,7 +1368,6 @@
                 <w:kern w:val="2"/>
                 <w:sz w:val="24"/>
                 <w:szCs w:val="24"/>
-                <w:lang/>
               </w:rPr>
               <w:tab/>
             </w:r>
@@ -1471,7 +1441,6 @@
               <w:kern w:val="2"/>
               <w:sz w:val="24"/>
               <w:szCs w:val="24"/>
-              <w:lang/>
             </w:rPr>
           </w:pPr>
           <w:hyperlink w:anchor="_Toc176680915" w:history="1">
@@ -1489,7 +1458,6 @@
                 <w:kern w:val="2"/>
                 <w:sz w:val="24"/>
                 <w:szCs w:val="24"/>
-                <w:lang/>
               </w:rPr>
               <w:tab/>
             </w:r>
@@ -1563,7 +1531,6 @@
               <w:kern w:val="2"/>
               <w:sz w:val="24"/>
               <w:szCs w:val="24"/>
-              <w:lang/>
             </w:rPr>
           </w:pPr>
           <w:hyperlink w:anchor="_Toc176680916" w:history="1">
@@ -1581,7 +1548,6 @@
                 <w:kern w:val="2"/>
                 <w:sz w:val="24"/>
                 <w:szCs w:val="24"/>
-                <w:lang/>
               </w:rPr>
               <w:tab/>
             </w:r>
@@ -1655,7 +1621,6 @@
               <w:kern w:val="2"/>
               <w:sz w:val="24"/>
               <w:szCs w:val="24"/>
-              <w:lang/>
             </w:rPr>
           </w:pPr>
           <w:hyperlink w:anchor="_Toc176680917" w:history="1">
@@ -1673,7 +1638,6 @@
                 <w:kern w:val="2"/>
                 <w:sz w:val="24"/>
                 <w:szCs w:val="24"/>
-                <w:lang/>
               </w:rPr>
               <w:tab/>
             </w:r>
@@ -1747,7 +1711,6 @@
               <w:kern w:val="2"/>
               <w:sz w:val="24"/>
               <w:szCs w:val="24"/>
-              <w:lang/>
             </w:rPr>
           </w:pPr>
           <w:hyperlink w:anchor="_Toc176680918" w:history="1">
@@ -1765,7 +1728,6 @@
                 <w:kern w:val="2"/>
                 <w:sz w:val="24"/>
                 <w:szCs w:val="24"/>
-                <w:lang/>
               </w:rPr>
               <w:tab/>
             </w:r>
@@ -1839,7 +1801,6 @@
               <w:kern w:val="2"/>
               <w:sz w:val="24"/>
               <w:szCs w:val="24"/>
-              <w:lang/>
             </w:rPr>
           </w:pPr>
           <w:hyperlink w:anchor="_Toc176680919" w:history="1">
@@ -1857,7 +1818,6 @@
                 <w:kern w:val="2"/>
                 <w:sz w:val="24"/>
                 <w:szCs w:val="24"/>
-                <w:lang/>
               </w:rPr>
               <w:tab/>
             </w:r>
@@ -1931,7 +1891,6 @@
               <w:kern w:val="2"/>
               <w:sz w:val="24"/>
               <w:szCs w:val="24"/>
-              <w:lang/>
             </w:rPr>
           </w:pPr>
           <w:hyperlink w:anchor="_Toc176680920" w:history="1">
@@ -1949,7 +1908,6 @@
                 <w:kern w:val="2"/>
                 <w:sz w:val="24"/>
                 <w:szCs w:val="24"/>
-                <w:lang/>
               </w:rPr>
               <w:tab/>
             </w:r>
@@ -2023,7 +1981,6 @@
               <w:kern w:val="2"/>
               <w:sz w:val="24"/>
               <w:szCs w:val="24"/>
-              <w:lang/>
             </w:rPr>
           </w:pPr>
           <w:hyperlink w:anchor="_Toc176680921" w:history="1">
@@ -2041,7 +1998,6 @@
                 <w:kern w:val="2"/>
                 <w:sz w:val="24"/>
                 <w:szCs w:val="24"/>
-                <w:lang/>
               </w:rPr>
               <w:tab/>
             </w:r>
@@ -2115,7 +2071,6 @@
               <w:kern w:val="2"/>
               <w:sz w:val="24"/>
               <w:szCs w:val="24"/>
-              <w:lang/>
             </w:rPr>
           </w:pPr>
           <w:hyperlink w:anchor="_Toc176680922" w:history="1">
@@ -2133,7 +2088,6 @@
                 <w:kern w:val="2"/>
                 <w:sz w:val="24"/>
                 <w:szCs w:val="24"/>
-                <w:lang/>
               </w:rPr>
               <w:tab/>
             </w:r>
@@ -2207,7 +2161,6 @@
               <w:kern w:val="2"/>
               <w:sz w:val="24"/>
               <w:szCs w:val="24"/>
-              <w:lang/>
             </w:rPr>
           </w:pPr>
           <w:hyperlink w:anchor="_Toc176680923" w:history="1">
@@ -2225,7 +2178,6 @@
                 <w:kern w:val="2"/>
                 <w:sz w:val="24"/>
                 <w:szCs w:val="24"/>
-                <w:lang/>
               </w:rPr>
               <w:tab/>
             </w:r>
@@ -2299,7 +2251,6 @@
               <w:kern w:val="2"/>
               <w:sz w:val="24"/>
               <w:szCs w:val="24"/>
-              <w:lang/>
             </w:rPr>
           </w:pPr>
           <w:hyperlink w:anchor="_Toc176680924" w:history="1">
@@ -2317,7 +2268,6 @@
                 <w:kern w:val="2"/>
                 <w:sz w:val="24"/>
                 <w:szCs w:val="24"/>
-                <w:lang/>
               </w:rPr>
               <w:tab/>
             </w:r>
@@ -2391,7 +2341,6 @@
               <w:kern w:val="2"/>
               <w:sz w:val="24"/>
               <w:szCs w:val="24"/>
-              <w:lang/>
             </w:rPr>
           </w:pPr>
           <w:hyperlink w:anchor="_Toc176680925" w:history="1">
@@ -2409,7 +2358,6 @@
                 <w:kern w:val="2"/>
                 <w:sz w:val="24"/>
                 <w:szCs w:val="24"/>
-                <w:lang/>
               </w:rPr>
               <w:tab/>
             </w:r>
@@ -2483,7 +2431,6 @@
               <w:kern w:val="2"/>
               <w:sz w:val="24"/>
               <w:szCs w:val="24"/>
-              <w:lang/>
             </w:rPr>
           </w:pPr>
           <w:hyperlink w:anchor="_Toc176680926" w:history="1">
@@ -2501,7 +2448,6 @@
                 <w:kern w:val="2"/>
                 <w:sz w:val="24"/>
                 <w:szCs w:val="24"/>
-                <w:lang/>
               </w:rPr>
               <w:tab/>
             </w:r>
@@ -2575,7 +2521,6 @@
               <w:kern w:val="2"/>
               <w:sz w:val="24"/>
               <w:szCs w:val="24"/>
-              <w:lang/>
             </w:rPr>
           </w:pPr>
           <w:hyperlink w:anchor="_Toc176680927" w:history="1">
@@ -2593,7 +2538,6 @@
                 <w:kern w:val="2"/>
                 <w:sz w:val="24"/>
                 <w:szCs w:val="24"/>
-                <w:lang/>
               </w:rPr>
               <w:tab/>
             </w:r>
@@ -2667,7 +2611,6 @@
               <w:kern w:val="2"/>
               <w:sz w:val="24"/>
               <w:szCs w:val="24"/>
-              <w:lang/>
             </w:rPr>
           </w:pPr>
           <w:hyperlink w:anchor="_Toc176680928" w:history="1">
@@ -2685,7 +2628,6 @@
                 <w:kern w:val="2"/>
                 <w:sz w:val="24"/>
                 <w:szCs w:val="24"/>
-                <w:lang/>
               </w:rPr>
               <w:tab/>
             </w:r>
@@ -2759,7 +2701,6 @@
               <w:kern w:val="2"/>
               <w:sz w:val="24"/>
               <w:szCs w:val="24"/>
-              <w:lang/>
             </w:rPr>
           </w:pPr>
           <w:hyperlink w:anchor="_Toc176680929" w:history="1">
@@ -2777,7 +2718,6 @@
                 <w:kern w:val="2"/>
                 <w:sz w:val="24"/>
                 <w:szCs w:val="24"/>
-                <w:lang/>
               </w:rPr>
               <w:tab/>
             </w:r>
@@ -2851,7 +2791,6 @@
               <w:kern w:val="2"/>
               <w:sz w:val="24"/>
               <w:szCs w:val="24"/>
-              <w:lang/>
             </w:rPr>
           </w:pPr>
           <w:hyperlink w:anchor="_Toc176680930" w:history="1">
@@ -2869,7 +2808,6 @@
                 <w:kern w:val="2"/>
                 <w:sz w:val="24"/>
                 <w:szCs w:val="24"/>
-                <w:lang/>
               </w:rPr>
               <w:tab/>
             </w:r>
@@ -2943,7 +2881,6 @@
               <w:kern w:val="2"/>
               <w:sz w:val="24"/>
               <w:szCs w:val="24"/>
-              <w:lang/>
             </w:rPr>
           </w:pPr>
           <w:hyperlink w:anchor="_Toc176680931" w:history="1">
@@ -2961,7 +2898,6 @@
                 <w:kern w:val="2"/>
                 <w:sz w:val="24"/>
                 <w:szCs w:val="24"/>
-                <w:lang/>
               </w:rPr>
               <w:tab/>
             </w:r>
@@ -3035,7 +2971,6 @@
               <w:kern w:val="2"/>
               <w:sz w:val="24"/>
               <w:szCs w:val="24"/>
-              <w:lang/>
             </w:rPr>
           </w:pPr>
           <w:hyperlink w:anchor="_Toc176680932" w:history="1">
@@ -3053,7 +2988,6 @@
                 <w:kern w:val="2"/>
                 <w:sz w:val="24"/>
                 <w:szCs w:val="24"/>
-                <w:lang/>
               </w:rPr>
               <w:tab/>
             </w:r>
@@ -3127,7 +3061,6 @@
               <w:kern w:val="2"/>
               <w:sz w:val="24"/>
               <w:szCs w:val="24"/>
-              <w:lang/>
             </w:rPr>
           </w:pPr>
           <w:hyperlink w:anchor="_Toc176680933" w:history="1">
@@ -3145,7 +3078,6 @@
                 <w:kern w:val="2"/>
                 <w:sz w:val="24"/>
                 <w:szCs w:val="24"/>
-                <w:lang/>
               </w:rPr>
               <w:tab/>
             </w:r>
@@ -3219,7 +3151,6 @@
               <w:kern w:val="2"/>
               <w:sz w:val="24"/>
               <w:szCs w:val="24"/>
-              <w:lang/>
             </w:rPr>
           </w:pPr>
           <w:hyperlink w:anchor="_Toc176680934" w:history="1">
@@ -3237,7 +3168,6 @@
                 <w:kern w:val="2"/>
                 <w:sz w:val="24"/>
                 <w:szCs w:val="24"/>
-                <w:lang/>
               </w:rPr>
               <w:tab/>
             </w:r>
@@ -3311,7 +3241,6 @@
               <w:kern w:val="2"/>
               <w:sz w:val="24"/>
               <w:szCs w:val="24"/>
-              <w:lang/>
             </w:rPr>
           </w:pPr>
           <w:hyperlink w:anchor="_Toc176680935" w:history="1">
@@ -3329,7 +3258,6 @@
                 <w:kern w:val="2"/>
                 <w:sz w:val="24"/>
                 <w:szCs w:val="24"/>
-                <w:lang/>
               </w:rPr>
               <w:tab/>
             </w:r>
@@ -3403,7 +3331,6 @@
               <w:kern w:val="2"/>
               <w:sz w:val="24"/>
               <w:szCs w:val="24"/>
-              <w:lang/>
             </w:rPr>
           </w:pPr>
           <w:hyperlink w:anchor="_Toc176680936" w:history="1">
@@ -3421,7 +3348,6 @@
                 <w:kern w:val="2"/>
                 <w:sz w:val="24"/>
                 <w:szCs w:val="24"/>
-                <w:lang/>
               </w:rPr>
               <w:tab/>
             </w:r>
@@ -3495,7 +3421,6 @@
               <w:kern w:val="2"/>
               <w:sz w:val="24"/>
               <w:szCs w:val="24"/>
-              <w:lang/>
             </w:rPr>
           </w:pPr>
           <w:hyperlink w:anchor="_Toc176680937" w:history="1">
@@ -3513,7 +3438,6 @@
                 <w:kern w:val="2"/>
                 <w:sz w:val="24"/>
                 <w:szCs w:val="24"/>
-                <w:lang/>
               </w:rPr>
               <w:tab/>
             </w:r>
@@ -3587,7 +3511,6 @@
               <w:kern w:val="2"/>
               <w:sz w:val="24"/>
               <w:szCs w:val="24"/>
-              <w:lang/>
             </w:rPr>
           </w:pPr>
           <w:hyperlink w:anchor="_Toc176680938" w:history="1">
@@ -3605,7 +3528,6 @@
                 <w:kern w:val="2"/>
                 <w:sz w:val="24"/>
                 <w:szCs w:val="24"/>
-                <w:lang/>
               </w:rPr>
               <w:tab/>
             </w:r>
@@ -3679,7 +3601,6 @@
               <w:kern w:val="2"/>
               <w:sz w:val="24"/>
               <w:szCs w:val="24"/>
-              <w:lang/>
             </w:rPr>
           </w:pPr>
           <w:hyperlink w:anchor="_Toc176680939" w:history="1">
@@ -3697,7 +3618,6 @@
                 <w:kern w:val="2"/>
                 <w:sz w:val="24"/>
                 <w:szCs w:val="24"/>
-                <w:lang/>
               </w:rPr>
               <w:tab/>
             </w:r>
@@ -3771,7 +3691,6 @@
               <w:kern w:val="2"/>
               <w:sz w:val="24"/>
               <w:szCs w:val="24"/>
-              <w:lang/>
             </w:rPr>
           </w:pPr>
           <w:hyperlink w:anchor="_Toc176680940" w:history="1">
@@ -3789,7 +3708,6 @@
                 <w:kern w:val="2"/>
                 <w:sz w:val="24"/>
                 <w:szCs w:val="24"/>
-                <w:lang/>
               </w:rPr>
               <w:tab/>
             </w:r>
@@ -3863,7 +3781,6 @@
               <w:kern w:val="2"/>
               <w:sz w:val="24"/>
               <w:szCs w:val="24"/>
-              <w:lang/>
             </w:rPr>
           </w:pPr>
           <w:hyperlink w:anchor="_Toc176680941" w:history="1">
@@ -3881,7 +3798,6 @@
                 <w:kern w:val="2"/>
                 <w:sz w:val="24"/>
                 <w:szCs w:val="24"/>
-                <w:lang/>
               </w:rPr>
               <w:tab/>
             </w:r>
@@ -3955,7 +3871,6 @@
               <w:kern w:val="2"/>
               <w:sz w:val="24"/>
               <w:szCs w:val="24"/>
-              <w:lang/>
             </w:rPr>
           </w:pPr>
           <w:hyperlink w:anchor="_Toc176680942" w:history="1">
@@ -3973,7 +3888,6 @@
                 <w:kern w:val="2"/>
                 <w:sz w:val="24"/>
                 <w:szCs w:val="24"/>
-                <w:lang/>
               </w:rPr>
               <w:tab/>
             </w:r>
@@ -4047,7 +3961,6 @@
               <w:kern w:val="2"/>
               <w:sz w:val="24"/>
               <w:szCs w:val="24"/>
-              <w:lang/>
             </w:rPr>
           </w:pPr>
           <w:hyperlink w:anchor="_Toc176680943" w:history="1">
@@ -4065,7 +3978,6 @@
                 <w:kern w:val="2"/>
                 <w:sz w:val="24"/>
                 <w:szCs w:val="24"/>
-                <w:lang/>
               </w:rPr>
               <w:tab/>
             </w:r>
@@ -4262,7 +4174,15 @@
     </w:p>
     <w:p>
       <w:r>
-        <w:t>Responsible for maintaining the system, applying security patches, managing user accounts, and monitoring for security incidents.</w:t>
+        <w:t xml:space="preserve">Responsible for maintaining the system, applying security patches, managing user accounts, and </w:t>
+      </w:r>
+      <w:proofErr w:type="gramStart"/>
+      <w:r>
+        <w:t>monitoring for</w:t>
+      </w:r>
+      <w:proofErr w:type="gramEnd"/>
+      <w:r>
+        <w:t xml:space="preserve"> security incidents.</w:t>
       </w:r>
     </w:p>
     <w:p>
@@ -4467,7 +4387,13 @@
         </w:numPr>
       </w:pPr>
       <w:r>
-        <w:t>High-Security Systems: Inactive accounts will be disabled after [30] days of inactivity, and accounts will be deactivated immediately when an employee leaves the organization.</w:t>
+        <w:t>High-Security Systems: Inactive accounts will be disabled after [</w:t>
+      </w:r>
+      <w:r>
+        <w:t>180</w:t>
+      </w:r>
+      <w:r>
+        <w:t>] days of inactivity, and accounts will be deactivated immediately when an employee leaves the organization.</w:t>
       </w:r>
     </w:p>
     <w:p>
@@ -4479,7 +4405,13 @@
         </w:numPr>
       </w:pPr>
       <w:r>
-        <w:t>Low-Security Systems: Inactive accounts will be disabled after [90] days.</w:t>
+        <w:t>Low-Security Systems: Inactive accounts will be disabled after [</w:t>
+      </w:r>
+      <w:r>
+        <w:t>180</w:t>
+      </w:r>
+      <w:r>
+        <w:t>] days.</w:t>
       </w:r>
     </w:p>
     <w:p/>
